--- a/Smartium logistics (terms and conditions included)/Smartium regelgeving.docx
+++ b/Smartium logistics (terms and conditions included)/Smartium regelgeving.docx
@@ -1,280 +1,665 @@
 
 <file path=word/document.xml><?xml version="1.0" encoding="utf-8"?>
-<w:document xmlns:mc="http://schemas.openxmlformats.org/markup-compatibility/2006" xmlns:o="urn:schemas-microsoft-com:office:office" xmlns:r="http://schemas.openxmlformats.org/officeDocument/2006/relationships" xmlns:m="http://schemas.openxmlformats.org/officeDocument/2006/math" xmlns:v="urn:schemas-microsoft-com:vml" xmlns:wp="http://schemas.openxmlformats.org/drawingml/2006/wordprocessingDrawing" xmlns:w10="urn:schemas-microsoft-com:office:word" xmlns:w="http://schemas.openxmlformats.org/wordprocessingml/2006/main" xmlns:wne="http://schemas.microsoft.com/office/word/2006/wordml" xmlns:sl="http://schemas.openxmlformats.org/schemaLibrary/2006/main" xmlns:a="http://schemas.openxmlformats.org/drawingml/2006/main" xmlns:pic="http://schemas.openxmlformats.org/drawingml/2006/picture" xmlns:c="http://schemas.openxmlformats.org/drawingml/2006/chart" xmlns:lc="http://schemas.openxmlformats.org/drawingml/2006/lockedCanvas" xmlns:dgm="http://schemas.openxmlformats.org/drawingml/2006/diagram" xmlns:wps="http://schemas.microsoft.com/office/word/2010/wordprocessingShape" xmlns:wpg="http://schemas.microsoft.com/office/word/2010/wordprocessingGroup" xmlns:w14="http://schemas.microsoft.com/office/word/2010/wordml" xmlns:w15="http://schemas.microsoft.com/office/word/2012/wordml" xmlns:w16="http://schemas.microsoft.com/office/word/2018/wordml" xmlns:w16cex="http://schemas.microsoft.com/office/word/2018/wordml/cex" xmlns:w16cid="http://schemas.microsoft.com/office/word/2016/wordml/cid" xmlns="http://schemas.microsoft.com/office/tasks/2019/documenttasks" xmlns:cr="http://schemas.microsoft.com/office/comments/2020/reactions">
+<w:document xmlns:wpc="http://schemas.microsoft.com/office/word/2010/wordprocessingCanvas" xmlns:cx="http://schemas.microsoft.com/office/drawing/2014/chartex" xmlns:cx1="http://schemas.microsoft.com/office/drawing/2015/9/8/chartex" xmlns:cx2="http://schemas.microsoft.com/office/drawing/2015/10/21/chartex" xmlns:cx3="http://schemas.microsoft.com/office/drawing/2016/5/9/chartex" xmlns:cx4="http://schemas.microsoft.com/office/drawing/2016/5/10/chartex" xmlns:cx5="http://schemas.microsoft.com/office/drawing/2016/5/11/chartex" xmlns:cx6="http://schemas.microsoft.com/office/drawing/2016/5/12/chartex" xmlns:cx7="http://schemas.microsoft.com/office/drawing/2016/5/13/chartex" xmlns:cx8="http://schemas.microsoft.com/office/drawing/2016/5/14/chartex" xmlns:mc="http://schemas.openxmlformats.org/markup-compatibility/2006" xmlns:aink="http://schemas.microsoft.com/office/drawing/2016/ink" xmlns:am3d="http://schemas.microsoft.com/office/drawing/2017/model3d" xmlns:o="urn:schemas-microsoft-com:office:office" xmlns:oel="http://schemas.microsoft.com/office/2019/extlst" xmlns:r="http://schemas.openxmlformats.org/officeDocument/2006/relationships" xmlns:m="http://schemas.openxmlformats.org/officeDocument/2006/math" xmlns:v="urn:schemas-microsoft-com:vml" xmlns:wp14="http://schemas.microsoft.com/office/word/2010/wordprocessingDrawing" xmlns:wp="http://schemas.openxmlformats.org/drawingml/2006/wordprocessingDrawing" xmlns:w10="urn:schemas-microsoft-com:office:word" xmlns:w="http://schemas.openxmlformats.org/wordprocessingml/2006/main" xmlns:w14="http://schemas.microsoft.com/office/word/2010/wordml" xmlns:w15="http://schemas.microsoft.com/office/word/2012/wordml" xmlns:w16cex="http://schemas.microsoft.com/office/word/2018/wordml/cex" xmlns:w16cid="http://schemas.microsoft.com/office/word/2016/wordml/cid" xmlns:w16="http://schemas.microsoft.com/office/word/2018/wordml" xmlns:w16du="http://schemas.microsoft.com/office/word/2023/wordml/word16du" xmlns:w16sdtdh="http://schemas.microsoft.com/office/word/2020/wordml/sdtdatahash" xmlns:w16sdtfl="http://schemas.microsoft.com/office/word/2024/wordml/sdtformatlock" xmlns:w16se="http://schemas.microsoft.com/office/word/2015/wordml/symex" xmlns:wpg="http://schemas.microsoft.com/office/word/2010/wordprocessingGroup" xmlns:wpi="http://schemas.microsoft.com/office/word/2010/wordprocessingInk" xmlns:wne="http://schemas.microsoft.com/office/word/2006/wordml" xmlns:wps="http://schemas.microsoft.com/office/word/2010/wordprocessingShape" mc:Ignorable="w14 w15 w16se w16cid w16 w16cex w16sdtdh w16sdtfl w16du wp14">
   <w:body>
     <w:p>
       <w:pPr>
-        <w:pStyle w:val="Heading2"/>
-        <w:keepNext w:val="0"/>
-        <w:keepLines w:val="0"/>
-        <w:spacing w:after="80" w:lineRule="auto"/>
-        <w:rPr>
-          <w:b w:val="1"/>
-          <w:bCs w:val="1"/>
-          <w:sz w:val="34"/>
-          <w:szCs w:val="34"/>
-        </w:rPr>
-      </w:pPr>
-      <w:bookmarkStart w:colFirst="0" w:colLast="0" w:name="_ni9pc1cztelp" w:id="0"/>
-      <w:bookmarkEnd w:id="0"/>
-      <w:r>
-        <w:rPr>
-          <w:b w:val="1"/>
-          <w:bCs w:val="1"/>
-          <w:sz w:val="34"/>
-          <w:szCs w:val="34"/>
-          <w:rtl w:val="0"/>
-        </w:rPr>
-        <w:t xml:space="preserve">Smartium</w:t>
-      </w:r>
-      <w:r>
-        <w:rPr>
-          <w:b w:val="1"/>
-          <w:bCs w:val="1"/>
-          <w:sz w:val="34"/>
-          <w:szCs w:val="34"/>
-          <w:rtl w:val="0"/>
-        </w:rPr>
-        <w:t xml:space="preserve"> regelgeving</w:t>
-      </w:r>
-    </w:p>
-    <w:p>
-      <w:pPr>
-        <w:rPr/>
-      </w:pPr>
-      <w:r>
-        <w:rPr>
-          <w:rtl w:val="0"/>
-        </w:rPr>
-      </w:r>
-    </w:p>
-    <w:p>
-      <w:pPr>
-        <w:rPr/>
-      </w:pPr>
-      <w:r>
-        <w:rPr>
-          <w:rtl w:val="0"/>
-        </w:rPr>
-        <w:t xml:space="preserve">Dit is een korte samenvatting van hetgeen staat in de privacyverklaring. De privacyverklaring is te allen tijde leidend.</w:t>
-      </w:r>
-    </w:p>
-    <w:p>
-      <w:pPr>
-        <w:rPr/>
-      </w:pPr>
-      <w:r>
-        <w:rPr>
-          <w:rtl w:val="0"/>
-        </w:rPr>
-      </w:r>
-    </w:p>
-    <w:p>
-      <w:pPr>
-        <w:rPr/>
-      </w:pPr>
-      <w:r>
-        <w:rPr>
-          <w:rtl w:val="0"/>
-        </w:rPr>
-        <w:t xml:space="preserve">Laatst bewerkt: 02-04-2026</w:t>
-      </w:r>
-      <w:r>
-        <w:rPr>
-          <w:rtl w:val="0"/>
-        </w:rPr>
-      </w:r>
-    </w:p>
-    <w:p>
-      <w:pPr>
-        <w:spacing w:after="240" w:before="240" w:lineRule="auto"/>
-        <w:rPr>
-          <w:b w:val="1"/>
-          <w:bCs w:val="1"/>
-        </w:rPr>
-      </w:pPr>
-      <w:r>
-        <w:rPr>
-          <w:b w:val="1"/>
-          <w:bCs w:val="1"/>
-          <w:rtl w:val="0"/>
-        </w:rPr>
-        <w:t xml:space="preserve">Abonnementen bij Smartium AI</w:t>
-      </w:r>
-    </w:p>
-    <w:p>
-      <w:pPr>
-        <w:spacing w:after="240" w:before="240" w:lineRule="auto"/>
-        <w:rPr/>
-      </w:pPr>
-      <w:r>
-        <w:rPr>
-          <w:rtl w:val="0"/>
-        </w:rPr>
-        <w:t xml:space="preserve">Met een Smartium AI-abonnement krijg je toegang tot digitale studieondersteuning voor geneeskundestudenten, waaronder samenvattingen, oefenvragen, oefententamens en AI-functionaliteiten, voor zover deze binnen jouw pakket of blok worden aangeboden.</w:t>
-      </w:r>
-    </w:p>
-    <w:p>
-      <w:pPr>
-        <w:spacing w:after="240" w:before="240" w:lineRule="auto"/>
-        <w:rPr/>
-      </w:pPr>
-      <w:r>
-        <w:rPr>
-          <w:rtl w:val="0"/>
-        </w:rPr>
-        <w:t xml:space="preserve">De exacte inhoud van je abonnement, de prijs, de looptijd en eventuele beperkingen worden altijd duidelijk vermeld op de product- of afrekenpagina voordat je bestelt.</w:t>
-      </w:r>
-    </w:p>
-    <w:p>
-      <w:pPr>
-        <w:spacing w:after="240" w:before="240" w:lineRule="auto"/>
-        <w:rPr>
-          <w:b w:val="1"/>
-          <w:bCs w:val="1"/>
-        </w:rPr>
-      </w:pPr>
-      <w:r>
-        <w:rPr>
-          <w:b w:val="1"/>
-          <w:bCs w:val="1"/>
-          <w:rtl w:val="0"/>
-        </w:rPr>
-        <w:t xml:space="preserve">Opzeggen</w:t>
-      </w:r>
-    </w:p>
-    <w:p>
-      <w:pPr>
-        <w:spacing w:after="240" w:before="240" w:lineRule="auto"/>
-        <w:rPr/>
-      </w:pPr>
-      <w:r>
-        <w:rPr>
-          <w:rtl w:val="0"/>
-        </w:rPr>
-        <w:t xml:space="preserve">Opzeggen kan eenvoudig via dezelfde route als waarop je het abonnement hebt afgesloten, of via je account / per e-mail naar </w:t>
-      </w:r>
-      <w:hyperlink r:id="rId6">
+        <w:rPr>
+          <w:b/>
+          <w:bCs/>
+          <w:sz w:val="40"/>
+          <w:szCs w:val="40"/>
+          <w:lang/>
+        </w:rPr>
+      </w:pPr>
+      <w:r>
+        <w:rPr>
+          <w:b/>
+          <w:bCs/>
+          <w:sz w:val="40"/>
+          <w:szCs w:val="40"/>
+          <w:lang/>
+        </w:rPr>
+        <w:t>Smartium regelgeving</w:t>
+      </w:r>
+    </w:p>
+    <w:p>
+      <w:pPr>
+        <w:rPr>
+          <w:lang/>
+        </w:rPr>
+      </w:pPr>
+      <w:r>
+        <w:rPr>
+          <w:b/>
+          <w:bCs/>
+          <w:lang/>
+        </w:rPr>
+        <w:t>Laatst bijgewerkt:</w:t>
+      </w:r>
+      <w:r>
+        <w:rPr>
+          <w:lang/>
+        </w:rPr>
+        <w:t> 06-04-2026</w:t>
+      </w:r>
+    </w:p>
+    <w:p>
+      <w:pPr>
+        <w:rPr>
+          <w:lang w:val="en-US"/>
+        </w:rPr>
+      </w:pPr>
+    </w:p>
+    <w:p>
+      <w:pPr>
+        <w:rPr>
+          <w:lang w:val="en-US"/>
+        </w:rPr>
+      </w:pPr>
+      <w:r>
+        <w:rPr>
+          <w:lang/>
+        </w:rPr>
+        <w:t>Dit document bevat een korte samenvatting van belangrijke regels die gelden voor het gebruik van Smartium. Voor de verwerking van persoonsgegevens blijft de privacyverklaring van Smartium leidend. Waar aanvullende voorwaarden gelden, zijn ook die onverkort van toepassing.</w:t>
+      </w:r>
+    </w:p>
+    <w:p>
+      <w:pPr>
+        <w:rPr>
+          <w:b/>
+          <w:bCs/>
+          <w:lang w:val="en-US"/>
+        </w:rPr>
+      </w:pPr>
+    </w:p>
+    <w:p>
+      <w:pPr>
+        <w:rPr>
+          <w:b/>
+          <w:bCs/>
+          <w:lang/>
+        </w:rPr>
+      </w:pPr>
+      <w:r>
+        <w:rPr>
+          <w:b/>
+          <w:bCs/>
+          <w:lang/>
+        </w:rPr>
+        <w:t>Toegang tot Smartium</w:t>
+      </w:r>
+    </w:p>
+    <w:p>
+      <w:pPr>
+        <w:rPr>
+          <w:lang/>
+        </w:rPr>
+      </w:pPr>
+      <w:r>
+        <w:rPr>
+          <w:lang/>
+        </w:rPr>
+        <w:t>Met Smartium krijg je toegang tot digitale studieondersteuning voor geneeskundestudenten, waaronder samenvattingen, oefenvragen, oefententamens en de chatfunctie, voor zover deze onderdelen beschikbaar zijn binnen het gekozen aanbod.</w:t>
+      </w:r>
+    </w:p>
+    <w:p>
+      <w:pPr>
+        <w:rPr>
+          <w:lang/>
+        </w:rPr>
+      </w:pPr>
+      <w:r>
+        <w:rPr>
+          <w:lang/>
+        </w:rPr>
+        <w:t>De exacte inhoud van het aanbod, de prijs, de duur van de toegang en eventuele beperkingen worden steeds duidelijk vermeld voordat een gebruiker een bestelling afrondt.</w:t>
+      </w:r>
+    </w:p>
+    <w:p>
+      <w:pPr>
+        <w:rPr>
+          <w:b/>
+          <w:bCs/>
+          <w:lang w:val="en-US"/>
+        </w:rPr>
+      </w:pPr>
+    </w:p>
+    <w:p>
+      <w:pPr>
+        <w:rPr>
+          <w:b/>
+          <w:bCs/>
+          <w:lang/>
+        </w:rPr>
+      </w:pPr>
+      <w:r>
+        <w:rPr>
+          <w:b/>
+          <w:bCs/>
+          <w:lang/>
+        </w:rPr>
+        <w:t>Gratis en betaalde toegang</w:t>
+      </w:r>
+    </w:p>
+    <w:p>
+      <w:pPr>
+        <w:rPr>
+          <w:lang/>
+        </w:rPr>
+      </w:pPr>
+      <w:r>
+        <w:rPr>
+          <w:lang/>
+        </w:rPr>
+        <w:t>Smartium kan een onderscheid maken tussen gratis toegang en betaalde toegang. Bij gratis toegang kunnen onderdelen van het platform beperkt beschikbaar zijn. Bij betaalde toegang krijgt de gebruiker toegang tot de onderdelen die behoren bij het gekozen pakket of de gekozen toegangsperiode.</w:t>
+      </w:r>
+    </w:p>
+    <w:p>
+      <w:pPr>
+        <w:rPr>
+          <w:b/>
+          <w:bCs/>
+          <w:lang w:val="en-US"/>
+        </w:rPr>
+      </w:pPr>
+    </w:p>
+    <w:p>
+      <w:pPr>
+        <w:rPr>
+          <w:b/>
+          <w:bCs/>
+          <w:lang/>
+        </w:rPr>
+      </w:pPr>
+      <w:r>
+        <w:rPr>
+          <w:b/>
+          <w:bCs/>
+          <w:lang/>
+        </w:rPr>
+        <w:t>Duur van de toegang</w:t>
+      </w:r>
+    </w:p>
+    <w:p>
+      <w:pPr>
+        <w:rPr>
+          <w:lang/>
+        </w:rPr>
+      </w:pPr>
+      <w:r>
+        <w:rPr>
+          <w:lang/>
+        </w:rPr>
+        <w:t>Betaalde toegang wordt verleend voor de periode die bij aankoop is vermeld, bijvoorbeeld een maand of een jaar. Tenzij uitdrukkelijk anders is aangegeven, eindigt de toegang na afloop van die periode.</w:t>
+      </w:r>
+    </w:p>
+    <w:p>
+      <w:pPr>
+        <w:rPr>
+          <w:b/>
+          <w:bCs/>
+          <w:lang w:val="en-US"/>
+        </w:rPr>
+      </w:pPr>
+    </w:p>
+    <w:p>
+      <w:pPr>
+        <w:rPr>
+          <w:b/>
+          <w:bCs/>
+          <w:lang/>
+        </w:rPr>
+      </w:pPr>
+      <w:r>
+        <w:rPr>
+          <w:b/>
+          <w:bCs/>
+          <w:lang/>
+        </w:rPr>
+        <w:t>Beindiging en opzegging</w:t>
+      </w:r>
+    </w:p>
+    <w:p>
+      <w:pPr>
+        <w:rPr>
+          <w:lang/>
+        </w:rPr>
+      </w:pPr>
+      <w:r>
+        <w:rPr>
+          <w:lang/>
+        </w:rPr>
+        <w:t>Een gebruiker kan een betaalde toegang of beëindigingsverzoek indienen via het account of per e-mail via:</w:t>
+      </w:r>
+      <w:hyperlink r:id="rId4" w:history="1">
         <w:r>
           <w:rPr>
-            <w:b w:val="1"/>
-            <w:bCs w:val="1"/>
-            <w:color w:val="1155cc"/>
-            <w:u w:val="single"/>
-            <w:rtl w:val="0"/>
+            <w:rStyle w:val="Hyperlink"/>
+            <w:b/>
+            <w:bCs/>
+            <w:lang/>
           </w:rPr>
-          <w:t xml:space="preserve">h.gourari@consultiumai.com</w:t>
+          <w:t>SmartiumSupport@gmail.com</w:t>
         </w:r>
       </w:hyperlink>
-      <w:r>
-        <w:rPr>
-          <w:rtl w:val="0"/>
-        </w:rPr>
-        <w:t xml:space="preserve">. </w:t>
-      </w:r>
-    </w:p>
-    <w:p>
-      <w:pPr>
-        <w:spacing w:after="240" w:before="240" w:lineRule="auto"/>
-        <w:rPr/>
-      </w:pPr>
-      <w:r>
-        <w:rPr>
-          <w:rtl w:val="0"/>
-        </w:rPr>
-        <w:t xml:space="preserve">Na opzegging blijft je toegang actief tot het einde van de lopende betaalperiode, tenzij op de afrekenpagina of in je pakket anders staat aangegeven.</w:t>
-      </w:r>
-    </w:p>
-    <w:p>
-      <w:pPr>
-        <w:spacing w:after="240" w:before="240" w:lineRule="auto"/>
-        <w:rPr>
-          <w:b w:val="1"/>
-          <w:bCs w:val="1"/>
-        </w:rPr>
-      </w:pPr>
-      <w:r>
-        <w:rPr>
-          <w:b w:val="1"/>
-          <w:bCs w:val="1"/>
-          <w:rtl w:val="0"/>
-        </w:rPr>
-        <w:t xml:space="preserve">Bedenktijd en directe toegang</w:t>
-      </w:r>
-    </w:p>
-    <w:p>
-      <w:pPr>
-        <w:spacing w:after="240" w:before="240" w:lineRule="auto"/>
-        <w:rPr/>
-      </w:pPr>
-      <w:r>
-        <w:rPr>
-          <w:rtl w:val="0"/>
-        </w:rPr>
-        <w:t xml:space="preserve">Bij online aankopen geldt normaal gesproken een wettelijke bedenktijd van 14 dagen. Voor digitale inhoud mag dat herroepingsrecht vervallen zodra je met jouw toestemming direct toegang krijgt tot de inhoud. Daarom vragen wij tijdens het afrekenen expliciet om jouw instemming met directe levering.</w:t>
-      </w:r>
-    </w:p>
-    <w:p>
-      <w:pPr>
-        <w:spacing w:after="240" w:before="240" w:lineRule="auto"/>
-        <w:rPr>
-          <w:b w:val="1"/>
-          <w:bCs w:val="1"/>
-        </w:rPr>
-      </w:pPr>
-      <w:r>
-        <w:rPr>
-          <w:b w:val="1"/>
-          <w:bCs w:val="1"/>
-          <w:rtl w:val="0"/>
-        </w:rPr>
-        <w:t xml:space="preserve">Belangrijke opmerking</w:t>
-      </w:r>
-    </w:p>
-    <w:p>
-      <w:pPr>
-        <w:spacing w:after="240" w:before="240" w:lineRule="auto"/>
-        <w:rPr/>
-      </w:pPr>
-      <w:r>
-        <w:rPr>
-          <w:rtl w:val="0"/>
-        </w:rPr>
-        <w:t xml:space="preserve">Smartium AI is een studiehulpmiddel en een aanvulling op het onderwijs, geen vervanging van colleges, originele stof of officiële leerdoelen. Per vak of blok kan Smartium AI aangeven dat bepaalde onderdelen niet of niet volledig beschikbaar zijn, bijvoorbeeld bij lijnonderwijs of onderwijs zonder voldoende digitale leerdoelen.</w:t>
-      </w:r>
-    </w:p>
-    <w:p>
-      <w:pPr>
-        <w:rPr/>
-      </w:pPr>
-      <w:r>
-        <w:rPr>
-          <w:rtl w:val="0"/>
-        </w:rPr>
-      </w:r>
+    </w:p>
+    <w:p>
+      <w:pPr>
+        <w:rPr>
+          <w:lang w:val="en-US"/>
+        </w:rPr>
+      </w:pPr>
+    </w:p>
+    <w:p>
+      <w:pPr>
+        <w:rPr>
+          <w:lang/>
+        </w:rPr>
+      </w:pPr>
+      <w:r>
+        <w:rPr>
+          <w:lang/>
+        </w:rPr>
+        <w:t>Als een beëindiging plaatsvindt tijdens een lopende betaalperiode, blijft de toegang in beginsel actief tot het einde van die periode, tenzij uitdrukkelijk anders is vermeld bij het aanbod of op de afrekenpagina.</w:t>
+      </w:r>
+    </w:p>
+    <w:p>
+      <w:pPr>
+        <w:rPr>
+          <w:b/>
+          <w:bCs/>
+          <w:lang w:val="nl-NL"/>
+        </w:rPr>
+      </w:pPr>
+    </w:p>
+    <w:p>
+      <w:pPr>
+        <w:rPr>
+          <w:b/>
+          <w:bCs/>
+          <w:lang/>
+        </w:rPr>
+      </w:pPr>
+      <w:r>
+        <w:rPr>
+          <w:b/>
+          <w:bCs/>
+          <w:lang/>
+        </w:rPr>
+        <w:t>Bedenktijd en directe levering</w:t>
+      </w:r>
+    </w:p>
+    <w:p>
+      <w:pPr>
+        <w:rPr>
+          <w:lang/>
+        </w:rPr>
+      </w:pPr>
+      <w:r>
+        <w:rPr>
+          <w:lang/>
+        </w:rPr>
+        <w:t>Bij online aankopen geldt in beginsel een wettelijke bedenktijd van 14 dagen. Voor digitale inhoud die niet op een materiële drager wordt geleverd, kan het herroepingsrecht vervallen zodra de levering met uitdrukkelijke voorafgaande toestemming van de gebruiker begint en de gebruiker heeft erkend dat daarmee het herroepingsrecht vervalt.</w:t>
+      </w:r>
+    </w:p>
+    <w:p>
+      <w:pPr>
+        <w:rPr>
+          <w:lang/>
+        </w:rPr>
+      </w:pPr>
+      <w:r>
+        <w:rPr>
+          <w:lang/>
+        </w:rPr>
+        <w:t>Wanneer Smartium direct toegang geeft tot digitale inhoud of digitale diensten na aankoop, vraagt Smartium daarom vooraf om instemming met directe levering, voor zover dat wettelijk vereist is.</w:t>
+      </w:r>
+    </w:p>
+    <w:p>
+      <w:pPr>
+        <w:rPr>
+          <w:b/>
+          <w:bCs/>
+          <w:lang w:val="en-US"/>
+        </w:rPr>
+      </w:pPr>
+    </w:p>
+    <w:p>
+      <w:pPr>
+        <w:rPr>
+          <w:b/>
+          <w:bCs/>
+          <w:lang/>
+        </w:rPr>
+      </w:pPr>
+      <w:r>
+        <w:rPr>
+          <w:b/>
+          <w:bCs/>
+          <w:lang/>
+        </w:rPr>
+        <w:lastRenderedPageBreak/>
+        <w:t>Gebruik van Smartium</w:t>
+      </w:r>
+    </w:p>
+    <w:p>
+      <w:pPr>
+        <w:rPr>
+          <w:lang/>
+        </w:rPr>
+      </w:pPr>
+      <w:r>
+        <w:rPr>
+          <w:lang/>
+        </w:rPr>
+        <w:t>Smartium is bedoeld als studiehulpmiddel en als aanvulling op het onderwijs. Smartium is geen vervanging voor colleges, originele lesstof, officiële leerdoelen, voorgeschreven literatuur of instructies van de onderwijsinstelling.</w:t>
+      </w:r>
+    </w:p>
+    <w:p>
+      <w:pPr>
+        <w:rPr>
+          <w:lang/>
+        </w:rPr>
+      </w:pPr>
+      <w:r>
+        <w:rPr>
+          <w:lang/>
+        </w:rPr>
+        <w:t>De gebruiker blijft zelf verantwoordelijk voor de wijze waarop de inhoud van Smartium wordt gebruikt, geïnterpreteerd en toegepast.</w:t>
+      </w:r>
+    </w:p>
+    <w:p>
+      <w:pPr>
+        <w:rPr>
+          <w:b/>
+          <w:bCs/>
+          <w:lang w:val="en-US"/>
+        </w:rPr>
+      </w:pPr>
+    </w:p>
+    <w:p>
+      <w:pPr>
+        <w:rPr>
+          <w:b/>
+          <w:bCs/>
+          <w:lang/>
+        </w:rPr>
+      </w:pPr>
+      <w:r>
+        <w:rPr>
+          <w:b/>
+          <w:bCs/>
+          <w:lang/>
+        </w:rPr>
+        <w:t>Beschikbaarheid van inhoud</w:t>
+      </w:r>
+    </w:p>
+    <w:p>
+      <w:pPr>
+        <w:rPr>
+          <w:lang/>
+        </w:rPr>
+      </w:pPr>
+      <w:r>
+        <w:rPr>
+          <w:lang/>
+        </w:rPr>
+        <w:t>Smartium streeft ernaar om duidelijke en bruikbare studieondersteuning aan te bieden. Het kan echter voorkomen dat bepaalde onderdelen, vakken, blokken, leerlijnen of functionaliteiten nog niet beschikbaar zijn of slechts gedeeltelijk beschikbaar zijn. Smartium mag het aanbod, de structuur en de inhoud van het platform aanpassen en uitbreiden.</w:t>
+      </w:r>
+    </w:p>
+    <w:p>
+      <w:pPr>
+        <w:rPr>
+          <w:b/>
+          <w:bCs/>
+          <w:lang w:val="en-US"/>
+        </w:rPr>
+      </w:pPr>
+    </w:p>
+    <w:p>
+      <w:pPr>
+        <w:rPr>
+          <w:b/>
+          <w:bCs/>
+          <w:lang/>
+        </w:rPr>
+      </w:pPr>
+      <w:r>
+        <w:rPr>
+          <w:b/>
+          <w:bCs/>
+          <w:lang/>
+        </w:rPr>
+        <w:t>Chatfunctie en AI-ondersteuning</w:t>
+      </w:r>
+    </w:p>
+    <w:p>
+      <w:pPr>
+        <w:rPr>
+          <w:lang/>
+        </w:rPr>
+      </w:pPr>
+      <w:r>
+        <w:rPr>
+          <w:lang/>
+        </w:rPr>
+        <w:t>De chatfunctie binnen Smartium is bedoeld als ondersteunende leerfunctionaliteit. Antwoorden, uitleg en verwijzingen worden aangeboden als studiehulp en niet als bindend advies. De gebruiker blijft verantwoordelijk voor het controleren van informatie aan de hand van officiële studiematerialen en onderwijsdoelen.</w:t>
+      </w:r>
+    </w:p>
+    <w:p>
+      <w:pPr>
+        <w:rPr>
+          <w:lang/>
+        </w:rPr>
+      </w:pPr>
+      <w:r>
+        <w:rPr>
+          <w:lang/>
+        </w:rPr>
+        <w:t>Gebruikers mogen geen vertrouwelijke, gevoelige of onrechtmatige inhoud invoeren in de chatfunctie.</w:t>
+      </w:r>
+    </w:p>
+    <w:p>
+      <w:pPr>
+        <w:rPr>
+          <w:b/>
+          <w:bCs/>
+          <w:lang w:val="en-US"/>
+        </w:rPr>
+      </w:pPr>
+    </w:p>
+    <w:p>
+      <w:pPr>
+        <w:rPr>
+          <w:b/>
+          <w:bCs/>
+          <w:lang/>
+        </w:rPr>
+      </w:pPr>
+      <w:r>
+        <w:rPr>
+          <w:b/>
+          <w:bCs/>
+          <w:lang/>
+        </w:rPr>
+        <w:t>Aansprakelijkheid en verantwoordelijkheid</w:t>
+      </w:r>
+    </w:p>
+    <w:p>
+      <w:pPr>
+        <w:rPr>
+          <w:lang/>
+        </w:rPr>
+      </w:pPr>
+      <w:r>
+        <w:rPr>
+          <w:lang/>
+        </w:rPr>
+        <w:t>Smartium doet redelijke inspanningen om de inhoud en functionaliteiten van het platform zorgvuldig samen te stellen. Smartium geeft echter geen garantie dat alle informatie altijd volledig, foutloos of voortdurend actueel is.</w:t>
+      </w:r>
+    </w:p>
+    <w:p>
+      <w:pPr>
+        <w:rPr>
+          <w:lang/>
+        </w:rPr>
+      </w:pPr>
+      <w:r>
+        <w:rPr>
+          <w:lang/>
+        </w:rPr>
+        <w:t>Smartium is niet aansprakelijk voor studieresultaten, beslissingen of schade die voortvloeien uit het gebruik van het platform, behalve voor zover aansprakelijkheid niet wettelijk kan worden uitgesloten.</w:t>
+      </w:r>
+    </w:p>
+    <w:p>
+      <w:pPr>
+        <w:rPr>
+          <w:b/>
+          <w:bCs/>
+          <w:lang w:val="en-US"/>
+        </w:rPr>
+      </w:pPr>
+    </w:p>
+    <w:p>
+      <w:pPr>
+        <w:rPr>
+          <w:b/>
+          <w:bCs/>
+          <w:lang/>
+        </w:rPr>
+      </w:pPr>
+      <w:r>
+        <w:rPr>
+          <w:b/>
+          <w:bCs/>
+          <w:lang/>
+        </w:rPr>
+        <w:t>Privacy en cookies</w:t>
+      </w:r>
+    </w:p>
+    <w:p>
+      <w:pPr>
+        <w:rPr>
+          <w:lang/>
+        </w:rPr>
+      </w:pPr>
+      <w:r>
+        <w:rPr>
+          <w:lang/>
+        </w:rPr>
+        <w:t>Op het gebruik van Smartium zijn ook de privacyverklaring en het cookiebeleid van toepassing. Daarin staat onder meer welke persoonsgegevens worden verwerkt en hoe Smartium omgaat met cookies en vergelijkbare technieken.</w:t>
+      </w:r>
+    </w:p>
+    <w:p>
+      <w:pPr>
+        <w:rPr>
+          <w:b/>
+          <w:bCs/>
+          <w:lang w:val="en-US"/>
+        </w:rPr>
+      </w:pPr>
+    </w:p>
+    <w:p>
+      <w:pPr>
+        <w:rPr>
+          <w:b/>
+          <w:bCs/>
+          <w:lang/>
+        </w:rPr>
+      </w:pPr>
+      <w:r>
+        <w:rPr>
+          <w:b/>
+          <w:bCs/>
+          <w:lang/>
+        </w:rPr>
+        <w:t>Contact</w:t>
+      </w:r>
+    </w:p>
+    <w:p>
+      <w:pPr>
+        <w:rPr>
+          <w:lang w:val="en-US"/>
+        </w:rPr>
+      </w:pPr>
+      <w:r>
+        <w:rPr>
+          <w:lang/>
+        </w:rPr>
+        <w:t>Vragen over deze regelgeving kunnen worden gestuurd naar:</w:t>
+      </w:r>
+    </w:p>
+    <w:p>
+      <w:pPr>
+        <w:rPr>
+          <w:lang/>
+        </w:rPr>
+      </w:pPr>
+      <w:r>
+        <w:rPr>
+          <w:b/>
+          <w:bCs/>
+          <w:lang/>
+        </w:rPr>
+        <w:t>Smartium</w:t>
+      </w:r>
+      <w:r>
+        <w:rPr>
+          <w:lang w:val="en-US"/>
+        </w:rPr>
+        <w:t xml:space="preserve"> </w:t>
+      </w:r>
+      <w:r>
+        <w:rPr>
+          <w:b/>
+          <w:bCs/>
+          <w:lang/>
+        </w:rPr>
+        <w:t>E-mail:</w:t>
+      </w:r>
+      <w:r>
+        <w:rPr>
+          <w:lang/>
+        </w:rPr>
+        <w:t> </w:t>
+      </w:r>
+      <w:hyperlink r:id="rId5" w:tgtFrame="_blank" w:history="1">
+        <w:r>
+          <w:rPr>
+            <w:rStyle w:val="Hyperlink"/>
+            <w:lang/>
+          </w:rPr>
+          <w:t>SmartiumSupport@gmail.com</w:t>
+        </w:r>
+      </w:hyperlink>
+    </w:p>
+    <w:p>
+      <w:pPr>
+        <w:rPr>
+          <w:lang/>
+        </w:rPr>
+      </w:pPr>
     </w:p>
     <w:sectPr>
-      <w:pgSz w:h="15840" w:w="12240" w:orient="portrait"/>
-      <w:pgMar w:bottom="1440" w:top="1440" w:left="1440" w:right="1440" w:header="720" w:footer="720"/>
+      <w:pgSz w:w="12240" w:h="15840"/>
+      <w:pgMar w:top="1440" w:right="1440" w:bottom="1440" w:left="1440" w:header="720" w:footer="720" w:gutter="0"/>
       <w:pgNumType w:start="1"/>
+      <w:cols w:space="720"/>
     </w:sectPr>
   </w:body>
 </w:document>
 </file>
 
-<file path=word/numbering.xml><?xml version="1.0" encoding="utf-8"?>
-<w:numbering xmlns:mc="http://schemas.openxmlformats.org/markup-compatibility/2006" xmlns:o="urn:schemas-microsoft-com:office:office" xmlns:r="http://schemas.openxmlformats.org/officeDocument/2006/relationships" xmlns:m="http://schemas.openxmlformats.org/officeDocument/2006/math" xmlns:v="urn:schemas-microsoft-com:vml" xmlns:wp="http://schemas.openxmlformats.org/drawingml/2006/wordprocessingDrawing" xmlns:w10="urn:schemas-microsoft-com:office:word" xmlns:w="http://schemas.openxmlformats.org/wordprocessingml/2006/main" xmlns:wne="http://schemas.microsoft.com/office/word/2006/wordml" xmlns:sl="http://schemas.openxmlformats.org/schemaLibrary/2006/main" xmlns:a="http://schemas.openxmlformats.org/drawingml/2006/main" xmlns:pic="http://schemas.openxmlformats.org/drawingml/2006/picture" xmlns:c="http://schemas.openxmlformats.org/drawingml/2006/chart" xmlns:lc="http://schemas.openxmlformats.org/drawingml/2006/lockedCanvas" xmlns:dgm="http://schemas.openxmlformats.org/drawingml/2006/diagram" xmlns:wps="http://schemas.microsoft.com/office/word/2010/wordprocessingShape" xmlns:wpg="http://schemas.microsoft.com/office/word/2010/wordprocessingGroup" xmlns:w14="http://schemas.microsoft.com/office/word/2010/wordml" xmlns:w15="http://schemas.microsoft.com/office/word/2012/wordml" xmlns:w16="http://schemas.microsoft.com/office/word/2018/wordml" xmlns:w16cex="http://schemas.microsoft.com/office/word/2018/wordml/cex" xmlns:w16cid="http://schemas.microsoft.com/office/word/2016/wordml/cid" xmlns="http://schemas.microsoft.com/office/tasks/2019/documenttasks" xmlns:cr="http://schemas.microsoft.com/office/comments/2020/reactions"/>
-</file>
-
 <file path=word/styles.xml><?xml version="1.0" encoding="utf-8"?>
-<w:styles xmlns:mc="http://schemas.openxmlformats.org/markup-compatibility/2006" xmlns:o="urn:schemas-microsoft-com:office:office" xmlns:r="http://schemas.openxmlformats.org/officeDocument/2006/relationships" xmlns:m="http://schemas.openxmlformats.org/officeDocument/2006/math" xmlns:v="urn:schemas-microsoft-com:vml" xmlns:wp="http://schemas.openxmlformats.org/drawingml/2006/wordprocessingDrawing" xmlns:w10="urn:schemas-microsoft-com:office:word" xmlns:w="http://schemas.openxmlformats.org/wordprocessingml/2006/main" xmlns:wne="http://schemas.microsoft.com/office/word/2006/wordml" xmlns:sl="http://schemas.openxmlformats.org/schemaLibrary/2006/main" xmlns:a="http://schemas.openxmlformats.org/drawingml/2006/main" xmlns:pic="http://schemas.openxmlformats.org/drawingml/2006/picture" xmlns:c="http://schemas.openxmlformats.org/drawingml/2006/chart" xmlns:lc="http://schemas.openxmlformats.org/drawingml/2006/lockedCanvas" xmlns:dgm="http://schemas.openxmlformats.org/drawingml/2006/diagram" xmlns:wps="http://schemas.microsoft.com/office/word/2010/wordprocessingShape" xmlns:wpg="http://schemas.microsoft.com/office/word/2010/wordprocessingGroup" xmlns:w14="http://schemas.microsoft.com/office/word/2010/wordml" xmlns:w15="http://schemas.microsoft.com/office/word/2012/wordml" xmlns:w16="http://schemas.microsoft.com/office/word/2018/wordml" xmlns:w16cex="http://schemas.microsoft.com/office/word/2018/wordml/cex" xmlns:w16cid="http://schemas.microsoft.com/office/word/2016/wordml/cid" xmlns="http://schemas.microsoft.com/office/tasks/2019/documenttasks" xmlns:cr="http://schemas.microsoft.com/office/comments/2020/reactions">
+<w:styles xmlns:mc="http://schemas.openxmlformats.org/markup-compatibility/2006" xmlns:r="http://schemas.openxmlformats.org/officeDocument/2006/relationships" xmlns:w="http://schemas.openxmlformats.org/wordprocessingml/2006/main" xmlns:w14="http://schemas.microsoft.com/office/word/2010/wordml" xmlns:w15="http://schemas.microsoft.com/office/word/2012/wordml" xmlns:w16cex="http://schemas.microsoft.com/office/word/2018/wordml/cex" xmlns:w16cid="http://schemas.microsoft.com/office/word/2016/wordml/cid" xmlns:w16="http://schemas.microsoft.com/office/word/2018/wordml" xmlns:w16du="http://schemas.microsoft.com/office/word/2023/wordml/word16du" xmlns:w16sdtdh="http://schemas.microsoft.com/office/word/2020/wordml/sdtdatahash" xmlns:w16sdtfl="http://schemas.microsoft.com/office/word/2024/wordml/sdtformatlock" xmlns:w16se="http://schemas.microsoft.com/office/word/2015/wordml/symex" mc:Ignorable="w14 w15 w16se w16cid w16 w16cex w16sdtdh w16sdtfl w16du">
   <w:docDefaults>
     <w:rPrDefault>
       <w:rPr>
-        <w:rFonts w:ascii="Arial" w:cs="Arial" w:eastAsia="Arial" w:hAnsi="Arial"/>
+        <w:rFonts w:ascii="Arial" w:eastAsia="Arial" w:hAnsi="Arial" w:cs="Arial"/>
         <w:sz w:val="22"/>
         <w:szCs w:val="22"/>
-        <w:lang w:val="en"/>
+        <w:lang w:val="en" w:bidi="ar-SA"/>
       </w:rPr>
     </w:rPrDefault>
     <w:pPrDefault>
@@ -283,29 +668,399 @@
       </w:pPr>
     </w:pPrDefault>
   </w:docDefaults>
-  <w:style w:type="table" w:styleId="TableNormal" w:default="1">
-    <w:name w:val="TableNormal"/>
-    <w:tblPr>
-      <w:tblCellMar>
-        <w:top w:w="100.0" w:type="dxa"/>
-        <w:left w:w="100.0" w:type="dxa"/>
-        <w:bottom w:w="100.0" w:type="dxa"/>
-        <w:right w:w="100.0" w:type="dxa"/>
-      </w:tblCellMar>
-    </w:tblPr>
-  </w:style>
-  <w:style w:type="paragraph" w:styleId="Normal" w:default="1">
-    <w:name w:val="normal"/>
+  <w:latentStyles w:defLockedState="0" w:defUIPriority="99" w:defSemiHidden="0" w:defUnhideWhenUsed="0" w:defQFormat="0" w:count="376">
+    <w:lsdException w:name="Normal" w:uiPriority="0" w:qFormat="1"/>
+    <w:lsdException w:name="heading 1" w:uiPriority="9" w:qFormat="1"/>
+    <w:lsdException w:name="heading 2" w:semiHidden="1" w:uiPriority="9" w:unhideWhenUsed="1" w:qFormat="1"/>
+    <w:lsdException w:name="heading 3" w:semiHidden="1" w:uiPriority="9" w:unhideWhenUsed="1" w:qFormat="1"/>
+    <w:lsdException w:name="heading 4" w:semiHidden="1" w:uiPriority="9" w:unhideWhenUsed="1" w:qFormat="1"/>
+    <w:lsdException w:name="heading 5" w:semiHidden="1" w:uiPriority="9" w:unhideWhenUsed="1" w:qFormat="1"/>
+    <w:lsdException w:name="heading 6" w:semiHidden="1" w:uiPriority="9" w:unhideWhenUsed="1" w:qFormat="1"/>
+    <w:lsdException w:name="heading 7" w:semiHidden="1" w:uiPriority="9" w:unhideWhenUsed="1" w:qFormat="1"/>
+    <w:lsdException w:name="heading 8" w:semiHidden="1" w:uiPriority="9" w:unhideWhenUsed="1" w:qFormat="1"/>
+    <w:lsdException w:name="heading 9" w:semiHidden="1" w:uiPriority="9" w:unhideWhenUsed="1" w:qFormat="1"/>
+    <w:lsdException w:name="index 1" w:semiHidden="1" w:unhideWhenUsed="1"/>
+    <w:lsdException w:name="index 2" w:semiHidden="1" w:unhideWhenUsed="1"/>
+    <w:lsdException w:name="index 3" w:semiHidden="1" w:unhideWhenUsed="1"/>
+    <w:lsdException w:name="index 4" w:semiHidden="1" w:unhideWhenUsed="1"/>
+    <w:lsdException w:name="index 5" w:semiHidden="1" w:unhideWhenUsed="1"/>
+    <w:lsdException w:name="index 6" w:semiHidden="1" w:unhideWhenUsed="1"/>
+    <w:lsdException w:name="index 7" w:semiHidden="1" w:unhideWhenUsed="1"/>
+    <w:lsdException w:name="index 8" w:semiHidden="1" w:unhideWhenUsed="1"/>
+    <w:lsdException w:name="index 9" w:semiHidden="1" w:unhideWhenUsed="1"/>
+    <w:lsdException w:name="toc 1" w:semiHidden="1" w:uiPriority="39" w:unhideWhenUsed="1"/>
+    <w:lsdException w:name="toc 2" w:semiHidden="1" w:uiPriority="39" w:unhideWhenUsed="1"/>
+    <w:lsdException w:name="toc 3" w:semiHidden="1" w:uiPriority="39" w:unhideWhenUsed="1"/>
+    <w:lsdException w:name="toc 4" w:semiHidden="1" w:uiPriority="39" w:unhideWhenUsed="1"/>
+    <w:lsdException w:name="toc 5" w:semiHidden="1" w:uiPriority="39" w:unhideWhenUsed="1"/>
+    <w:lsdException w:name="toc 6" w:semiHidden="1" w:uiPriority="39" w:unhideWhenUsed="1"/>
+    <w:lsdException w:name="toc 7" w:semiHidden="1" w:uiPriority="39" w:unhideWhenUsed="1"/>
+    <w:lsdException w:name="toc 8" w:semiHidden="1" w:uiPriority="39" w:unhideWhenUsed="1"/>
+    <w:lsdException w:name="toc 9" w:semiHidden="1" w:uiPriority="39" w:unhideWhenUsed="1"/>
+    <w:lsdException w:name="Normal Indent" w:semiHidden="1" w:unhideWhenUsed="1"/>
+    <w:lsdException w:name="footnote text" w:semiHidden="1" w:unhideWhenUsed="1"/>
+    <w:lsdException w:name="annotation text" w:semiHidden="1" w:unhideWhenUsed="1"/>
+    <w:lsdException w:name="header" w:semiHidden="1" w:unhideWhenUsed="1"/>
+    <w:lsdException w:name="footer" w:semiHidden="1" w:unhideWhenUsed="1"/>
+    <w:lsdException w:name="index heading" w:semiHidden="1" w:unhideWhenUsed="1"/>
+    <w:lsdException w:name="caption" w:semiHidden="1" w:uiPriority="35" w:unhideWhenUsed="1" w:qFormat="1"/>
+    <w:lsdException w:name="table of figures" w:semiHidden="1" w:unhideWhenUsed="1"/>
+    <w:lsdException w:name="envelope address" w:semiHidden="1" w:unhideWhenUsed="1"/>
+    <w:lsdException w:name="envelope return" w:semiHidden="1" w:unhideWhenUsed="1"/>
+    <w:lsdException w:name="footnote reference" w:semiHidden="1" w:unhideWhenUsed="1"/>
+    <w:lsdException w:name="annotation reference" w:semiHidden="1" w:unhideWhenUsed="1"/>
+    <w:lsdException w:name="line number" w:semiHidden="1" w:unhideWhenUsed="1"/>
+    <w:lsdException w:name="page number" w:semiHidden="1" w:unhideWhenUsed="1"/>
+    <w:lsdException w:name="endnote reference" w:semiHidden="1" w:unhideWhenUsed="1"/>
+    <w:lsdException w:name="endnote text" w:semiHidden="1" w:unhideWhenUsed="1"/>
+    <w:lsdException w:name="table of authorities" w:semiHidden="1" w:unhideWhenUsed="1"/>
+    <w:lsdException w:name="macro" w:semiHidden="1" w:unhideWhenUsed="1"/>
+    <w:lsdException w:name="toa heading" w:semiHidden="1" w:unhideWhenUsed="1"/>
+    <w:lsdException w:name="List" w:semiHidden="1" w:unhideWhenUsed="1"/>
+    <w:lsdException w:name="List Bullet" w:semiHidden="1" w:unhideWhenUsed="1"/>
+    <w:lsdException w:name="List Number" w:semiHidden="1" w:unhideWhenUsed="1"/>
+    <w:lsdException w:name="List 2" w:semiHidden="1" w:unhideWhenUsed="1"/>
+    <w:lsdException w:name="List 3" w:semiHidden="1" w:unhideWhenUsed="1"/>
+    <w:lsdException w:name="List 4" w:semiHidden="1" w:unhideWhenUsed="1"/>
+    <w:lsdException w:name="List 5" w:semiHidden="1" w:unhideWhenUsed="1"/>
+    <w:lsdException w:name="List Bullet 2" w:semiHidden="1" w:unhideWhenUsed="1"/>
+    <w:lsdException w:name="List Bullet 3" w:semiHidden="1" w:unhideWhenUsed="1"/>
+    <w:lsdException w:name="List Bullet 4" w:semiHidden="1" w:unhideWhenUsed="1"/>
+    <w:lsdException w:name="List Bullet 5" w:semiHidden="1" w:unhideWhenUsed="1"/>
+    <w:lsdException w:name="List Number 2" w:semiHidden="1" w:unhideWhenUsed="1"/>
+    <w:lsdException w:name="List Number 3" w:semiHidden="1" w:unhideWhenUsed="1"/>
+    <w:lsdException w:name="List Number 4" w:semiHidden="1" w:unhideWhenUsed="1"/>
+    <w:lsdException w:name="List Number 5" w:semiHidden="1" w:unhideWhenUsed="1"/>
+    <w:lsdException w:name="Title" w:uiPriority="10" w:qFormat="1"/>
+    <w:lsdException w:name="Closing" w:semiHidden="1" w:unhideWhenUsed="1"/>
+    <w:lsdException w:name="Signature" w:semiHidden="1" w:unhideWhenUsed="1"/>
+    <w:lsdException w:name="Default Paragraph Font" w:semiHidden="1" w:uiPriority="1" w:unhideWhenUsed="1"/>
+    <w:lsdException w:name="Body Text" w:semiHidden="1" w:unhideWhenUsed="1"/>
+    <w:lsdException w:name="Body Text Indent" w:semiHidden="1" w:unhideWhenUsed="1"/>
+    <w:lsdException w:name="List Continue" w:semiHidden="1" w:unhideWhenUsed="1"/>
+    <w:lsdException w:name="List Continue 2" w:semiHidden="1" w:unhideWhenUsed="1"/>
+    <w:lsdException w:name="List Continue 3" w:semiHidden="1" w:unhideWhenUsed="1"/>
+    <w:lsdException w:name="List Continue 4" w:semiHidden="1" w:unhideWhenUsed="1"/>
+    <w:lsdException w:name="List Continue 5" w:semiHidden="1" w:unhideWhenUsed="1"/>
+    <w:lsdException w:name="Message Header" w:semiHidden="1" w:unhideWhenUsed="1"/>
+    <w:lsdException w:name="Subtitle" w:uiPriority="11" w:qFormat="1"/>
+    <w:lsdException w:name="Salutation" w:semiHidden="1" w:unhideWhenUsed="1"/>
+    <w:lsdException w:name="Date" w:semiHidden="1" w:unhideWhenUsed="1"/>
+    <w:lsdException w:name="Body Text First Indent" w:semiHidden="1" w:unhideWhenUsed="1"/>
+    <w:lsdException w:name="Body Text First Indent 2" w:semiHidden="1" w:unhideWhenUsed="1"/>
+    <w:lsdException w:name="Note Heading" w:semiHidden="1" w:unhideWhenUsed="1"/>
+    <w:lsdException w:name="Body Text 2" w:semiHidden="1" w:unhideWhenUsed="1"/>
+    <w:lsdException w:name="Body Text 3" w:semiHidden="1" w:unhideWhenUsed="1"/>
+    <w:lsdException w:name="Body Text Indent 2" w:semiHidden="1" w:unhideWhenUsed="1"/>
+    <w:lsdException w:name="Body Text Indent 3" w:semiHidden="1" w:unhideWhenUsed="1"/>
+    <w:lsdException w:name="Block Text" w:semiHidden="1" w:unhideWhenUsed="1"/>
+    <w:lsdException w:name="Hyperlink" w:semiHidden="1" w:unhideWhenUsed="1"/>
+    <w:lsdException w:name="FollowedHyperlink" w:semiHidden="1" w:unhideWhenUsed="1"/>
+    <w:lsdException w:name="Strong" w:uiPriority="22" w:qFormat="1"/>
+    <w:lsdException w:name="Emphasis" w:uiPriority="20" w:qFormat="1"/>
+    <w:lsdException w:name="Document Map" w:semiHidden="1" w:unhideWhenUsed="1"/>
+    <w:lsdException w:name="Plain Text" w:semiHidden="1" w:unhideWhenUsed="1"/>
+    <w:lsdException w:name="E-mail Signature" w:semiHidden="1" w:unhideWhenUsed="1"/>
+    <w:lsdException w:name="HTML Top of Form" w:semiHidden="1" w:unhideWhenUsed="1"/>
+    <w:lsdException w:name="HTML Bottom of Form" w:semiHidden="1" w:unhideWhenUsed="1"/>
+    <w:lsdException w:name="Normal (Web)" w:semiHidden="1" w:unhideWhenUsed="1"/>
+    <w:lsdException w:name="HTML Acronym" w:semiHidden="1" w:unhideWhenUsed="1"/>
+    <w:lsdException w:name="HTML Address" w:semiHidden="1" w:unhideWhenUsed="1"/>
+    <w:lsdException w:name="HTML Cite" w:semiHidden="1" w:unhideWhenUsed="1"/>
+    <w:lsdException w:name="HTML Code" w:semiHidden="1" w:unhideWhenUsed="1"/>
+    <w:lsdException w:name="HTML Definition" w:semiHidden="1" w:unhideWhenUsed="1"/>
+    <w:lsdException w:name="HTML Keyboard" w:semiHidden="1" w:unhideWhenUsed="1"/>
+    <w:lsdException w:name="HTML Preformatted" w:semiHidden="1" w:unhideWhenUsed="1"/>
+    <w:lsdException w:name="HTML Sample" w:semiHidden="1" w:unhideWhenUsed="1"/>
+    <w:lsdException w:name="HTML Typewriter" w:semiHidden="1" w:unhideWhenUsed="1"/>
+    <w:lsdException w:name="HTML Variable" w:semiHidden="1" w:unhideWhenUsed="1"/>
+    <w:lsdException w:name="Normal Table" w:semiHidden="1" w:unhideWhenUsed="1"/>
+    <w:lsdException w:name="annotation subject" w:semiHidden="1" w:unhideWhenUsed="1"/>
+    <w:lsdException w:name="No List" w:semiHidden="1" w:unhideWhenUsed="1"/>
+    <w:lsdException w:name="Outline List 1" w:semiHidden="1" w:unhideWhenUsed="1"/>
+    <w:lsdException w:name="Outline List 2" w:semiHidden="1" w:unhideWhenUsed="1"/>
+    <w:lsdException w:name="Outline List 3" w:semiHidden="1" w:unhideWhenUsed="1"/>
+    <w:lsdException w:name="Table Simple 1" w:semiHidden="1" w:unhideWhenUsed="1"/>
+    <w:lsdException w:name="Table Simple 2" w:semiHidden="1" w:unhideWhenUsed="1"/>
+    <w:lsdException w:name="Table Simple 3" w:semiHidden="1" w:unhideWhenUsed="1"/>
+    <w:lsdException w:name="Table Classic 1" w:semiHidden="1" w:unhideWhenUsed="1"/>
+    <w:lsdException w:name="Table Classic 2" w:semiHidden="1" w:unhideWhenUsed="1"/>
+    <w:lsdException w:name="Table Classic 3" w:semiHidden="1" w:unhideWhenUsed="1"/>
+    <w:lsdException w:name="Table Classic 4" w:semiHidden="1" w:unhideWhenUsed="1"/>
+    <w:lsdException w:name="Table Colorful 1" w:semiHidden="1" w:unhideWhenUsed="1"/>
+    <w:lsdException w:name="Table Colorful 2" w:semiHidden="1" w:unhideWhenUsed="1"/>
+    <w:lsdException w:name="Table Colorful 3" w:semiHidden="1" w:unhideWhenUsed="1"/>
+    <w:lsdException w:name="Table Columns 1" w:semiHidden="1" w:unhideWhenUsed="1"/>
+    <w:lsdException w:name="Table Columns 2" w:semiHidden="1" w:unhideWhenUsed="1"/>
+    <w:lsdException w:name="Table Columns 3" w:semiHidden="1" w:unhideWhenUsed="1"/>
+    <w:lsdException w:name="Table Columns 4" w:semiHidden="1" w:unhideWhenUsed="1"/>
+    <w:lsdException w:name="Table Columns 5" w:semiHidden="1" w:unhideWhenUsed="1"/>
+    <w:lsdException w:name="Table Grid 1" w:semiHidden="1" w:unhideWhenUsed="1"/>
+    <w:lsdException w:name="Table Grid 2" w:semiHidden="1" w:unhideWhenUsed="1"/>
+    <w:lsdException w:name="Table Grid 3" w:semiHidden="1" w:unhideWhenUsed="1"/>
+    <w:lsdException w:name="Table Grid 4" w:semiHidden="1" w:unhideWhenUsed="1"/>
+    <w:lsdException w:name="Table Grid 5" w:semiHidden="1" w:unhideWhenUsed="1"/>
+    <w:lsdException w:name="Table Grid 6" w:semiHidden="1" w:unhideWhenUsed="1"/>
+    <w:lsdException w:name="Table Grid 7" w:semiHidden="1" w:unhideWhenUsed="1"/>
+    <w:lsdException w:name="Table Grid 8" w:semiHidden="1" w:unhideWhenUsed="1"/>
+    <w:lsdException w:name="Table List 1" w:semiHidden="1" w:unhideWhenUsed="1"/>
+    <w:lsdException w:name="Table List 2" w:semiHidden="1" w:unhideWhenUsed="1"/>
+    <w:lsdException w:name="Table List 3" w:semiHidden="1" w:unhideWhenUsed="1"/>
+    <w:lsdException w:name="Table List 4" w:semiHidden="1" w:unhideWhenUsed="1"/>
+    <w:lsdException w:name="Table List 5" w:semiHidden="1" w:unhideWhenUsed="1"/>
+    <w:lsdException w:name="Table List 6" w:semiHidden="1" w:unhideWhenUsed="1"/>
+    <w:lsdException w:name="Table List 7" w:semiHidden="1" w:unhideWhenUsed="1"/>
+    <w:lsdException w:name="Table List 8" w:semiHidden="1" w:unhideWhenUsed="1"/>
+    <w:lsdException w:name="Table 3D effects 1" w:semiHidden="1" w:unhideWhenUsed="1"/>
+    <w:lsdException w:name="Table 3D effects 2" w:semiHidden="1" w:unhideWhenUsed="1"/>
+    <w:lsdException w:name="Table 3D effects 3" w:semiHidden="1" w:unhideWhenUsed="1"/>
+    <w:lsdException w:name="Table Contemporary" w:semiHidden="1" w:unhideWhenUsed="1"/>
+    <w:lsdException w:name="Table Elegant" w:semiHidden="1" w:unhideWhenUsed="1"/>
+    <w:lsdException w:name="Table Professional" w:semiHidden="1" w:unhideWhenUsed="1"/>
+    <w:lsdException w:name="Table Subtle 1" w:semiHidden="1" w:unhideWhenUsed="1"/>
+    <w:lsdException w:name="Table Subtle 2" w:semiHidden="1" w:unhideWhenUsed="1"/>
+    <w:lsdException w:name="Table Web 1" w:semiHidden="1" w:unhideWhenUsed="1"/>
+    <w:lsdException w:name="Table Web 2" w:semiHidden="1" w:unhideWhenUsed="1"/>
+    <w:lsdException w:name="Table Web 3" w:semiHidden="1" w:unhideWhenUsed="1"/>
+    <w:lsdException w:name="Balloon Text" w:semiHidden="1" w:unhideWhenUsed="1"/>
+    <w:lsdException w:name="Table Grid" w:uiPriority="39"/>
+    <w:lsdException w:name="Table Theme" w:semiHidden="1" w:unhideWhenUsed="1"/>
+    <w:lsdException w:name="Placeholder Text" w:semiHidden="1"/>
+    <w:lsdException w:name="No Spacing" w:uiPriority="1" w:qFormat="1"/>
+    <w:lsdException w:name="Light Shading" w:uiPriority="60"/>
+    <w:lsdException w:name="Light List" w:uiPriority="61"/>
+    <w:lsdException w:name="Light Grid" w:uiPriority="62"/>
+    <w:lsdException w:name="Medium Shading 1" w:uiPriority="63"/>
+    <w:lsdException w:name="Medium Shading 2" w:uiPriority="64"/>
+    <w:lsdException w:name="Medium List 1" w:uiPriority="65"/>
+    <w:lsdException w:name="Medium List 2" w:uiPriority="66"/>
+    <w:lsdException w:name="Medium Grid 1" w:uiPriority="67"/>
+    <w:lsdException w:name="Medium Grid 2" w:uiPriority="68"/>
+    <w:lsdException w:name="Medium Grid 3" w:uiPriority="69"/>
+    <w:lsdException w:name="Dark List" w:uiPriority="70"/>
+    <w:lsdException w:name="Colorful Shading" w:uiPriority="71"/>
+    <w:lsdException w:name="Colorful List" w:uiPriority="72"/>
+    <w:lsdException w:name="Colorful Grid" w:uiPriority="73"/>
+    <w:lsdException w:name="Light Shading Accent 1" w:uiPriority="60"/>
+    <w:lsdException w:name="Light List Accent 1" w:uiPriority="61"/>
+    <w:lsdException w:name="Light Grid Accent 1" w:uiPriority="62"/>
+    <w:lsdException w:name="Medium Shading 1 Accent 1" w:uiPriority="63"/>
+    <w:lsdException w:name="Medium Shading 2 Accent 1" w:uiPriority="64"/>
+    <w:lsdException w:name="Medium List 1 Accent 1" w:uiPriority="65"/>
+    <w:lsdException w:name="Revision" w:semiHidden="1"/>
+    <w:lsdException w:name="List Paragraph" w:uiPriority="34" w:qFormat="1"/>
+    <w:lsdException w:name="Quote" w:uiPriority="29" w:qFormat="1"/>
+    <w:lsdException w:name="Intense Quote" w:uiPriority="30" w:qFormat="1"/>
+    <w:lsdException w:name="Medium List 2 Accent 1" w:uiPriority="66"/>
+    <w:lsdException w:name="Medium Grid 1 Accent 1" w:uiPriority="67"/>
+    <w:lsdException w:name="Medium Grid 2 Accent 1" w:uiPriority="68"/>
+    <w:lsdException w:name="Medium Grid 3 Accent 1" w:uiPriority="69"/>
+    <w:lsdException w:name="Dark List Accent 1" w:uiPriority="70"/>
+    <w:lsdException w:name="Colorful Shading Accent 1" w:uiPriority="71"/>
+    <w:lsdException w:name="Colorful List Accent 1" w:uiPriority="72"/>
+    <w:lsdException w:name="Colorful Grid Accent 1" w:uiPriority="73"/>
+    <w:lsdException w:name="Light Shading Accent 2" w:uiPriority="60"/>
+    <w:lsdException w:name="Light List Accent 2" w:uiPriority="61"/>
+    <w:lsdException w:name="Light Grid Accent 2" w:uiPriority="62"/>
+    <w:lsdException w:name="Medium Shading 1 Accent 2" w:uiPriority="63"/>
+    <w:lsdException w:name="Medium Shading 2 Accent 2" w:uiPriority="64"/>
+    <w:lsdException w:name="Medium List 1 Accent 2" w:uiPriority="65"/>
+    <w:lsdException w:name="Medium List 2 Accent 2" w:uiPriority="66"/>
+    <w:lsdException w:name="Medium Grid 1 Accent 2" w:uiPriority="67"/>
+    <w:lsdException w:name="Medium Grid 2 Accent 2" w:uiPriority="68"/>
+    <w:lsdException w:name="Medium Grid 3 Accent 2" w:uiPriority="69"/>
+    <w:lsdException w:name="Dark List Accent 2" w:uiPriority="70"/>
+    <w:lsdException w:name="Colorful Shading Accent 2" w:uiPriority="71"/>
+    <w:lsdException w:name="Colorful List Accent 2" w:uiPriority="72"/>
+    <w:lsdException w:name="Colorful Grid Accent 2" w:uiPriority="73"/>
+    <w:lsdException w:name="Light Shading Accent 3" w:uiPriority="60"/>
+    <w:lsdException w:name="Light List Accent 3" w:uiPriority="61"/>
+    <w:lsdException w:name="Light Grid Accent 3" w:uiPriority="62"/>
+    <w:lsdException w:name="Medium Shading 1 Accent 3" w:uiPriority="63"/>
+    <w:lsdException w:name="Medium Shading 2 Accent 3" w:uiPriority="64"/>
+    <w:lsdException w:name="Medium List 1 Accent 3" w:uiPriority="65"/>
+    <w:lsdException w:name="Medium List 2 Accent 3" w:uiPriority="66"/>
+    <w:lsdException w:name="Medium Grid 1 Accent 3" w:uiPriority="67"/>
+    <w:lsdException w:name="Medium Grid 2 Accent 3" w:uiPriority="68"/>
+    <w:lsdException w:name="Medium Grid 3 Accent 3" w:uiPriority="69"/>
+    <w:lsdException w:name="Dark List Accent 3" w:uiPriority="70"/>
+    <w:lsdException w:name="Colorful Shading Accent 3" w:uiPriority="71"/>
+    <w:lsdException w:name="Colorful List Accent 3" w:uiPriority="72"/>
+    <w:lsdException w:name="Colorful Grid Accent 3" w:uiPriority="73"/>
+    <w:lsdException w:name="Light Shading Accent 4" w:uiPriority="60"/>
+    <w:lsdException w:name="Light List Accent 4" w:uiPriority="61"/>
+    <w:lsdException w:name="Light Grid Accent 4" w:uiPriority="62"/>
+    <w:lsdException w:name="Medium Shading 1 Accent 4" w:uiPriority="63"/>
+    <w:lsdException w:name="Medium Shading 2 Accent 4" w:uiPriority="64"/>
+    <w:lsdException w:name="Medium List 1 Accent 4" w:uiPriority="65"/>
+    <w:lsdException w:name="Medium List 2 Accent 4" w:uiPriority="66"/>
+    <w:lsdException w:name="Medium Grid 1 Accent 4" w:uiPriority="67"/>
+    <w:lsdException w:name="Medium Grid 2 Accent 4" w:uiPriority="68"/>
+    <w:lsdException w:name="Medium Grid 3 Accent 4" w:uiPriority="69"/>
+    <w:lsdException w:name="Dark List Accent 4" w:uiPriority="70"/>
+    <w:lsdException w:name="Colorful Shading Accent 4" w:uiPriority="71"/>
+    <w:lsdException w:name="Colorful List Accent 4" w:uiPriority="72"/>
+    <w:lsdException w:name="Colorful Grid Accent 4" w:uiPriority="73"/>
+    <w:lsdException w:name="Light Shading Accent 5" w:uiPriority="60"/>
+    <w:lsdException w:name="Light List Accent 5" w:uiPriority="61"/>
+    <w:lsdException w:name="Light Grid Accent 5" w:uiPriority="62"/>
+    <w:lsdException w:name="Medium Shading 1 Accent 5" w:uiPriority="63"/>
+    <w:lsdException w:name="Medium Shading 2 Accent 5" w:uiPriority="64"/>
+    <w:lsdException w:name="Medium List 1 Accent 5" w:uiPriority="65"/>
+    <w:lsdException w:name="Medium List 2 Accent 5" w:uiPriority="66"/>
+    <w:lsdException w:name="Medium Grid 1 Accent 5" w:uiPriority="67"/>
+    <w:lsdException w:name="Medium Grid 2 Accent 5" w:uiPriority="68"/>
+    <w:lsdException w:name="Medium Grid 3 Accent 5" w:uiPriority="69"/>
+    <w:lsdException w:name="Dark List Accent 5" w:uiPriority="70"/>
+    <w:lsdException w:name="Colorful Shading Accent 5" w:uiPriority="71"/>
+    <w:lsdException w:name="Colorful List Accent 5" w:uiPriority="72"/>
+    <w:lsdException w:name="Colorful Grid Accent 5" w:uiPriority="73"/>
+    <w:lsdException w:name="Light Shading Accent 6" w:uiPriority="60"/>
+    <w:lsdException w:name="Light List Accent 6" w:uiPriority="61"/>
+    <w:lsdException w:name="Light Grid Accent 6" w:uiPriority="62"/>
+    <w:lsdException w:name="Medium Shading 1 Accent 6" w:uiPriority="63"/>
+    <w:lsdException w:name="Medium Shading 2 Accent 6" w:uiPriority="64"/>
+    <w:lsdException w:name="Medium List 1 Accent 6" w:uiPriority="65"/>
+    <w:lsdException w:name="Medium List 2 Accent 6" w:uiPriority="66"/>
+    <w:lsdException w:name="Medium Grid 1 Accent 6" w:uiPriority="67"/>
+    <w:lsdException w:name="Medium Grid 2 Accent 6" w:uiPriority="68"/>
+    <w:lsdException w:name="Medium Grid 3 Accent 6" w:uiPriority="69"/>
+    <w:lsdException w:name="Dark List Accent 6" w:uiPriority="70"/>
+    <w:lsdException w:name="Colorful Shading Accent 6" w:uiPriority="71"/>
+    <w:lsdException w:name="Colorful List Accent 6" w:uiPriority="72"/>
+    <w:lsdException w:name="Colorful Grid Accent 6" w:uiPriority="73"/>
+    <w:lsdException w:name="Subtle Emphasis" w:uiPriority="19" w:qFormat="1"/>
+    <w:lsdException w:name="Intense Emphasis" w:uiPriority="21" w:qFormat="1"/>
+    <w:lsdException w:name="Subtle Reference" w:uiPriority="31" w:qFormat="1"/>
+    <w:lsdException w:name="Intense Reference" w:uiPriority="32" w:qFormat="1"/>
+    <w:lsdException w:name="Book Title" w:uiPriority="33" w:qFormat="1"/>
+    <w:lsdException w:name="Bibliography" w:semiHidden="1" w:uiPriority="37" w:unhideWhenUsed="1"/>
+    <w:lsdException w:name="TOC Heading" w:semiHidden="1" w:uiPriority="39" w:unhideWhenUsed="1" w:qFormat="1"/>
+    <w:lsdException w:name="Plain Table 1" w:uiPriority="41"/>
+    <w:lsdException w:name="Plain Table 2" w:uiPriority="42"/>
+    <w:lsdException w:name="Plain Table 3" w:uiPriority="43"/>
+    <w:lsdException w:name="Plain Table 4" w:uiPriority="44"/>
+    <w:lsdException w:name="Plain Table 5" w:uiPriority="45"/>
+    <w:lsdException w:name="Grid Table Light" w:uiPriority="40"/>
+    <w:lsdException w:name="Grid Table 1 Light" w:uiPriority="46"/>
+    <w:lsdException w:name="Grid Table 2" w:uiPriority="47"/>
+    <w:lsdException w:name="Grid Table 3" w:uiPriority="48"/>
+    <w:lsdException w:name="Grid Table 4" w:uiPriority="49"/>
+    <w:lsdException w:name="Grid Table 5 Dark" w:uiPriority="50"/>
+    <w:lsdException w:name="Grid Table 6 Colorful" w:uiPriority="51"/>
+    <w:lsdException w:name="Grid Table 7 Colorful" w:uiPriority="52"/>
+    <w:lsdException w:name="Grid Table 1 Light Accent 1" w:uiPriority="46"/>
+    <w:lsdException w:name="Grid Table 2 Accent 1" w:uiPriority="47"/>
+    <w:lsdException w:name="Grid Table 3 Accent 1" w:uiPriority="48"/>
+    <w:lsdException w:name="Grid Table 4 Accent 1" w:uiPriority="49"/>
+    <w:lsdException w:name="Grid Table 5 Dark Accent 1" w:uiPriority="50"/>
+    <w:lsdException w:name="Grid Table 6 Colorful Accent 1" w:uiPriority="51"/>
+    <w:lsdException w:name="Grid Table 7 Colorful Accent 1" w:uiPriority="52"/>
+    <w:lsdException w:name="Grid Table 1 Light Accent 2" w:uiPriority="46"/>
+    <w:lsdException w:name="Grid Table 2 Accent 2" w:uiPriority="47"/>
+    <w:lsdException w:name="Grid Table 3 Accent 2" w:uiPriority="48"/>
+    <w:lsdException w:name="Grid Table 4 Accent 2" w:uiPriority="49"/>
+    <w:lsdException w:name="Grid Table 5 Dark Accent 2" w:uiPriority="50"/>
+    <w:lsdException w:name="Grid Table 6 Colorful Accent 2" w:uiPriority="51"/>
+    <w:lsdException w:name="Grid Table 7 Colorful Accent 2" w:uiPriority="52"/>
+    <w:lsdException w:name="Grid Table 1 Light Accent 3" w:uiPriority="46"/>
+    <w:lsdException w:name="Grid Table 2 Accent 3" w:uiPriority="47"/>
+    <w:lsdException w:name="Grid Table 3 Accent 3" w:uiPriority="48"/>
+    <w:lsdException w:name="Grid Table 4 Accent 3" w:uiPriority="49"/>
+    <w:lsdException w:name="Grid Table 5 Dark Accent 3" w:uiPriority="50"/>
+    <w:lsdException w:name="Grid Table 6 Colorful Accent 3" w:uiPriority="51"/>
+    <w:lsdException w:name="Grid Table 7 Colorful Accent 3" w:uiPriority="52"/>
+    <w:lsdException w:name="Grid Table 1 Light Accent 4" w:uiPriority="46"/>
+    <w:lsdException w:name="Grid Table 2 Accent 4" w:uiPriority="47"/>
+    <w:lsdException w:name="Grid Table 3 Accent 4" w:uiPriority="48"/>
+    <w:lsdException w:name="Grid Table 4 Accent 4" w:uiPriority="49"/>
+    <w:lsdException w:name="Grid Table 5 Dark Accent 4" w:uiPriority="50"/>
+    <w:lsdException w:name="Grid Table 6 Colorful Accent 4" w:uiPriority="51"/>
+    <w:lsdException w:name="Grid Table 7 Colorful Accent 4" w:uiPriority="52"/>
+    <w:lsdException w:name="Grid Table 1 Light Accent 5" w:uiPriority="46"/>
+    <w:lsdException w:name="Grid Table 2 Accent 5" w:uiPriority="47"/>
+    <w:lsdException w:name="Grid Table 3 Accent 5" w:uiPriority="48"/>
+    <w:lsdException w:name="Grid Table 4 Accent 5" w:uiPriority="49"/>
+    <w:lsdException w:name="Grid Table 5 Dark Accent 5" w:uiPriority="50"/>
+    <w:lsdException w:name="Grid Table 6 Colorful Accent 5" w:uiPriority="51"/>
+    <w:lsdException w:name="Grid Table 7 Colorful Accent 5" w:uiPriority="52"/>
+    <w:lsdException w:name="Grid Table 1 Light Accent 6" w:uiPriority="46"/>
+    <w:lsdException w:name="Grid Table 2 Accent 6" w:uiPriority="47"/>
+    <w:lsdException w:name="Grid Table 3 Accent 6" w:uiPriority="48"/>
+    <w:lsdException w:name="Grid Table 4 Accent 6" w:uiPriority="49"/>
+    <w:lsdException w:name="Grid Table 5 Dark Accent 6" w:uiPriority="50"/>
+    <w:lsdException w:name="Grid Table 6 Colorful Accent 6" w:uiPriority="51"/>
+    <w:lsdException w:name="Grid Table 7 Colorful Accent 6" w:uiPriority="52"/>
+    <w:lsdException w:name="List Table 1 Light" w:uiPriority="46"/>
+    <w:lsdException w:name="List Table 2" w:uiPriority="47"/>
+    <w:lsdException w:name="List Table 3" w:uiPriority="48"/>
+    <w:lsdException w:name="List Table 4" w:uiPriority="49"/>
+    <w:lsdException w:name="List Table 5 Dark" w:uiPriority="50"/>
+    <w:lsdException w:name="List Table 6 Colorful" w:uiPriority="51"/>
+    <w:lsdException w:name="List Table 7 Colorful" w:uiPriority="52"/>
+    <w:lsdException w:name="List Table 1 Light Accent 1" w:uiPriority="46"/>
+    <w:lsdException w:name="List Table 2 Accent 1" w:uiPriority="47"/>
+    <w:lsdException w:name="List Table 3 Accent 1" w:uiPriority="48"/>
+    <w:lsdException w:name="List Table 4 Accent 1" w:uiPriority="49"/>
+    <w:lsdException w:name="List Table 5 Dark Accent 1" w:uiPriority="50"/>
+    <w:lsdException w:name="List Table 6 Colorful Accent 1" w:uiPriority="51"/>
+    <w:lsdException w:name="List Table 7 Colorful Accent 1" w:uiPriority="52"/>
+    <w:lsdException w:name="List Table 1 Light Accent 2" w:uiPriority="46"/>
+    <w:lsdException w:name="List Table 2 Accent 2" w:uiPriority="47"/>
+    <w:lsdException w:name="List Table 3 Accent 2" w:uiPriority="48"/>
+    <w:lsdException w:name="List Table 4 Accent 2" w:uiPriority="49"/>
+    <w:lsdException w:name="List Table 5 Dark Accent 2" w:uiPriority="50"/>
+    <w:lsdException w:name="List Table 6 Colorful Accent 2" w:uiPriority="51"/>
+    <w:lsdException w:name="List Table 7 Colorful Accent 2" w:uiPriority="52"/>
+    <w:lsdException w:name="List Table 1 Light Accent 3" w:uiPriority="46"/>
+    <w:lsdException w:name="List Table 2 Accent 3" w:uiPriority="47"/>
+    <w:lsdException w:name="List Table 3 Accent 3" w:uiPriority="48"/>
+    <w:lsdException w:name="List Table 4 Accent 3" w:uiPriority="49"/>
+    <w:lsdException w:name="List Table 5 Dark Accent 3" w:uiPriority="50"/>
+    <w:lsdException w:name="List Table 6 Colorful Accent 3" w:uiPriority="51"/>
+    <w:lsdException w:name="List Table 7 Colorful Accent 3" w:uiPriority="52"/>
+    <w:lsdException w:name="List Table 1 Light Accent 4" w:uiPriority="46"/>
+    <w:lsdException w:name="List Table 2 Accent 4" w:uiPriority="47"/>
+    <w:lsdException w:name="List Table 3 Accent 4" w:uiPriority="48"/>
+    <w:lsdException w:name="List Table 4 Accent 4" w:uiPriority="49"/>
+    <w:lsdException w:name="List Table 5 Dark Accent 4" w:uiPriority="50"/>
+    <w:lsdException w:name="List Table 6 Colorful Accent 4" w:uiPriority="51"/>
+    <w:lsdException w:name="List Table 7 Colorful Accent 4" w:uiPriority="52"/>
+    <w:lsdException w:name="List Table 1 Light Accent 5" w:uiPriority="46"/>
+    <w:lsdException w:name="List Table 2 Accent 5" w:uiPriority="47"/>
+    <w:lsdException w:name="List Table 3 Accent 5" w:uiPriority="48"/>
+    <w:lsdException w:name="List Table 4 Accent 5" w:uiPriority="49"/>
+    <w:lsdException w:name="List Table 5 Dark Accent 5" w:uiPriority="50"/>
+    <w:lsdException w:name="List Table 6 Colorful Accent 5" w:uiPriority="51"/>
+    <w:lsdException w:name="List Table 7 Colorful Accent 5" w:uiPriority="52"/>
+    <w:lsdException w:name="List Table 1 Light Accent 6" w:uiPriority="46"/>
+    <w:lsdException w:name="List Table 2 Accent 6" w:uiPriority="47"/>
+    <w:lsdException w:name="List Table 3 Accent 6" w:uiPriority="48"/>
+    <w:lsdException w:name="List Table 4 Accent 6" w:uiPriority="49"/>
+    <w:lsdException w:name="List Table 5 Dark Accent 6" w:uiPriority="50"/>
+    <w:lsdException w:name="List Table 6 Colorful Accent 6" w:uiPriority="51"/>
+    <w:lsdException w:name="List Table 7 Colorful Accent 6" w:uiPriority="52"/>
+    <w:lsdException w:name="Mention" w:semiHidden="1" w:unhideWhenUsed="1"/>
+    <w:lsdException w:name="Smart Hyperlink" w:semiHidden="1" w:unhideWhenUsed="1"/>
+    <w:lsdException w:name="Hashtag" w:semiHidden="1" w:unhideWhenUsed="1"/>
+    <w:lsdException w:name="Unresolved Mention" w:semiHidden="1" w:unhideWhenUsed="1"/>
+    <w:lsdException w:name="Smart Link" w:semiHidden="1" w:unhideWhenUsed="1"/>
+  </w:latentStyles>
+  <w:style w:type="paragraph" w:default="1" w:styleId="Normal">
+    <w:name w:val="Normal"/>
+    <w:qFormat/>
   </w:style>
   <w:style w:type="paragraph" w:styleId="Heading1">
     <w:name w:val="heading 1"/>
     <w:basedOn w:val="Normal"/>
     <w:next w:val="Normal"/>
+    <w:uiPriority w:val="9"/>
+    <w:qFormat/>
     <w:pPr>
-      <w:keepNext w:val="1"/>
-      <w:keepLines w:val="1"/>
-      <w:pageBreakBefore w:val="0"/>
-      <w:spacing w:after="120" w:before="400" w:lineRule="auto"/>
+      <w:keepNext/>
+      <w:keepLines/>
+      <w:spacing w:before="400" w:after="120"/>
+      <w:outlineLvl w:val="0"/>
     </w:pPr>
     <w:rPr>
       <w:sz w:val="40"/>
@@ -316,15 +1071,16 @@
     <w:name w:val="heading 2"/>
     <w:basedOn w:val="Normal"/>
     <w:next w:val="Normal"/>
+    <w:uiPriority w:val="9"/>
+    <w:unhideWhenUsed/>
+    <w:qFormat/>
     <w:pPr>
-      <w:keepNext w:val="1"/>
-      <w:keepLines w:val="1"/>
-      <w:pageBreakBefore w:val="0"/>
-      <w:spacing w:after="120" w:before="360" w:lineRule="auto"/>
+      <w:keepNext/>
+      <w:keepLines/>
+      <w:spacing w:before="360" w:after="120"/>
+      <w:outlineLvl w:val="1"/>
     </w:pPr>
     <w:rPr>
-      <w:b w:val="0"/>
-      <w:bCs w:val="0"/>
       <w:sz w:val="32"/>
       <w:szCs w:val="32"/>
     </w:rPr>
@@ -333,15 +1089,17 @@
     <w:name w:val="heading 3"/>
     <w:basedOn w:val="Normal"/>
     <w:next w:val="Normal"/>
+    <w:uiPriority w:val="9"/>
+    <w:semiHidden/>
+    <w:unhideWhenUsed/>
+    <w:qFormat/>
     <w:pPr>
-      <w:keepNext w:val="1"/>
-      <w:keepLines w:val="1"/>
-      <w:pageBreakBefore w:val="0"/>
-      <w:spacing w:after="80" w:before="320" w:lineRule="auto"/>
+      <w:keepNext/>
+      <w:keepLines/>
+      <w:spacing w:before="320" w:after="80"/>
+      <w:outlineLvl w:val="2"/>
     </w:pPr>
     <w:rPr>
-      <w:b w:val="0"/>
-      <w:bCs w:val="0"/>
       <w:color w:val="434343"/>
       <w:sz w:val="28"/>
       <w:szCs w:val="28"/>
@@ -351,11 +1109,15 @@
     <w:name w:val="heading 4"/>
     <w:basedOn w:val="Normal"/>
     <w:next w:val="Normal"/>
+    <w:uiPriority w:val="9"/>
+    <w:semiHidden/>
+    <w:unhideWhenUsed/>
+    <w:qFormat/>
     <w:pPr>
-      <w:keepNext w:val="1"/>
-      <w:keepLines w:val="1"/>
-      <w:pageBreakBefore w:val="0"/>
-      <w:spacing w:after="80" w:before="280" w:lineRule="auto"/>
+      <w:keepNext/>
+      <w:keepLines/>
+      <w:spacing w:before="280" w:after="80"/>
+      <w:outlineLvl w:val="3"/>
     </w:pPr>
     <w:rPr>
       <w:color w:val="666666"/>
@@ -367,45 +1129,87 @@
     <w:name w:val="heading 5"/>
     <w:basedOn w:val="Normal"/>
     <w:next w:val="Normal"/>
+    <w:uiPriority w:val="9"/>
+    <w:semiHidden/>
+    <w:unhideWhenUsed/>
+    <w:qFormat/>
     <w:pPr>
-      <w:keepNext w:val="1"/>
-      <w:keepLines w:val="1"/>
-      <w:pageBreakBefore w:val="0"/>
-      <w:spacing w:after="80" w:before="240" w:lineRule="auto"/>
+      <w:keepNext/>
+      <w:keepLines/>
+      <w:spacing w:before="240" w:after="80"/>
+      <w:outlineLvl w:val="4"/>
     </w:pPr>
     <w:rPr>
       <w:color w:val="666666"/>
-      <w:sz w:val="22"/>
-      <w:szCs w:val="22"/>
     </w:rPr>
   </w:style>
   <w:style w:type="paragraph" w:styleId="Heading6">
     <w:name w:val="heading 6"/>
     <w:basedOn w:val="Normal"/>
     <w:next w:val="Normal"/>
+    <w:uiPriority w:val="9"/>
+    <w:semiHidden/>
+    <w:unhideWhenUsed/>
+    <w:qFormat/>
     <w:pPr>
-      <w:keepNext w:val="1"/>
-      <w:keepLines w:val="1"/>
-      <w:pageBreakBefore w:val="0"/>
-      <w:spacing w:after="80" w:before="240" w:lineRule="auto"/>
+      <w:keepNext/>
+      <w:keepLines/>
+      <w:spacing w:before="240" w:after="80"/>
+      <w:outlineLvl w:val="5"/>
     </w:pPr>
     <w:rPr>
-      <w:i w:val="1"/>
-      <w:iCs w:val="1"/>
+      <w:i/>
+      <w:iCs/>
       <w:color w:val="666666"/>
-      <w:sz w:val="22"/>
-      <w:szCs w:val="22"/>
     </w:rPr>
+  </w:style>
+  <w:style w:type="character" w:default="1" w:styleId="DefaultParagraphFont">
+    <w:name w:val="Default Paragraph Font"/>
+    <w:uiPriority w:val="1"/>
+    <w:unhideWhenUsed/>
+  </w:style>
+  <w:style w:type="table" w:default="1" w:styleId="TableNormal">
+    <w:name w:val="Normal Table"/>
+    <w:uiPriority w:val="99"/>
+    <w:semiHidden/>
+    <w:unhideWhenUsed/>
+    <w:tblPr>
+      <w:tblInd w:w="0" w:type="dxa"/>
+      <w:tblCellMar>
+        <w:top w:w="0" w:type="dxa"/>
+        <w:left w:w="108" w:type="dxa"/>
+        <w:bottom w:w="0" w:type="dxa"/>
+        <w:right w:w="108" w:type="dxa"/>
+      </w:tblCellMar>
+    </w:tblPr>
+  </w:style>
+  <w:style w:type="numbering" w:default="1" w:styleId="NoList">
+    <w:name w:val="No List"/>
+    <w:uiPriority w:val="99"/>
+    <w:semiHidden/>
+    <w:unhideWhenUsed/>
+  </w:style>
+  <w:style w:type="table" w:customStyle="1" w:styleId="TableNormal0">
+    <w:name w:val="TableNormal"/>
+    <w:tblPr>
+      <w:tblCellMar>
+        <w:top w:w="100" w:type="dxa"/>
+        <w:left w:w="100" w:type="dxa"/>
+        <w:bottom w:w="100" w:type="dxa"/>
+        <w:right w:w="100" w:type="dxa"/>
+      </w:tblCellMar>
+    </w:tblPr>
   </w:style>
   <w:style w:type="paragraph" w:styleId="Title">
     <w:name w:val="Title"/>
     <w:basedOn w:val="Normal"/>
     <w:next w:val="Normal"/>
+    <w:uiPriority w:val="10"/>
+    <w:qFormat/>
     <w:pPr>
-      <w:keepNext w:val="1"/>
-      <w:keepLines w:val="1"/>
-      <w:pageBreakBefore w:val="0"/>
-      <w:spacing w:after="60" w:before="0" w:lineRule="auto"/>
+      <w:keepNext/>
+      <w:keepLines/>
+      <w:spacing w:after="60"/>
     </w:pPr>
     <w:rPr>
       <w:sz w:val="52"/>
@@ -416,19 +1220,40 @@
     <w:name w:val="Subtitle"/>
     <w:basedOn w:val="Normal"/>
     <w:next w:val="Normal"/>
+    <w:uiPriority w:val="11"/>
+    <w:qFormat/>
     <w:pPr>
-      <w:keepNext w:val="1"/>
-      <w:keepLines w:val="1"/>
-      <w:pageBreakBefore w:val="0"/>
-      <w:spacing w:after="320" w:before="0" w:lineRule="auto"/>
+      <w:keepNext/>
+      <w:keepLines/>
+      <w:spacing w:after="320"/>
     </w:pPr>
     <w:rPr>
-      <w:rFonts w:ascii="Arial" w:cs="Arial" w:eastAsia="Arial" w:hAnsi="Arial"/>
-      <w:i w:val="0"/>
-      <w:iCs w:val="0"/>
       <w:color w:val="666666"/>
       <w:sz w:val="30"/>
       <w:szCs w:val="30"/>
+    </w:rPr>
+  </w:style>
+  <w:style w:type="character" w:styleId="Hyperlink">
+    <w:name w:val="Hyperlink"/>
+    <w:basedOn w:val="DefaultParagraphFont"/>
+    <w:uiPriority w:val="99"/>
+    <w:unhideWhenUsed/>
+    <w:rsid w:val="00E444A1"/>
+    <w:rPr>
+      <w:color w:val="0000FF" w:themeColor="hyperlink"/>
+      <w:u w:val="single"/>
+    </w:rPr>
+  </w:style>
+  <w:style w:type="character" w:styleId="UnresolvedMention">
+    <w:name w:val="Unresolved Mention"/>
+    <w:basedOn w:val="DefaultParagraphFont"/>
+    <w:uiPriority w:val="99"/>
+    <w:semiHidden/>
+    <w:unhideWhenUsed/>
+    <w:rsid w:val="00E444A1"/>
+    <w:rPr>
+      <w:color w:val="605E5C"/>
+      <w:shd w:val="clear" w:color="auto" w:fill="E1DFDD"/>
     </w:rPr>
   </w:style>
 </w:styles>
